--- a/ISP/Texts/Lab_3.docx
+++ b/ISP/Texts/Lab_3.docx
@@ -1,6 +1,6 @@
 
 <file path=word/document.xml><?xml version="1.0" encoding="utf-8"?>
-<w:document xmlns:wpc="http://schemas.microsoft.com/office/word/2010/wordprocessingCanvas" xmlns:cx="http://schemas.microsoft.com/office/drawing/2014/chartex" xmlns:mc="http://schemas.openxmlformats.org/markup-compatibility/2006" xmlns:o="urn:schemas-microsoft-com:office:office" xmlns:r="http://schemas.openxmlformats.org/officeDocument/2006/relationships" xmlns:m="http://schemas.openxmlformats.org/officeDocument/2006/math" xmlns:v="urn:schemas-microsoft-com:vml" xmlns:wp14="http://schemas.microsoft.com/office/word/2010/wordprocessingDrawing" xmlns:wp="http://schemas.openxmlformats.org/drawingml/2006/wordprocessingDrawing" xmlns:w10="urn:schemas-microsoft-com:office:word" xmlns:w="http://schemas.openxmlformats.org/wordprocessingml/2006/main" xmlns:w14="http://schemas.microsoft.com/office/word/2010/wordml" xmlns:w15="http://schemas.microsoft.com/office/word/2012/wordml" xmlns:w16se="http://schemas.microsoft.com/office/word/2015/wordml/symex" xmlns:wpg="http://schemas.microsoft.com/office/word/2010/wordprocessingGroup" xmlns:wpi="http://schemas.microsoft.com/office/word/2010/wordprocessingInk" xmlns:wne="http://schemas.microsoft.com/office/word/2006/wordml" xmlns:wps="http://schemas.microsoft.com/office/word/2010/wordprocessingShape" mc:Ignorable="w14 w15 w16se wp14">
+<w:document xmlns:wpc="http://schemas.microsoft.com/office/word/2010/wordprocessingCanvas" xmlns:cx="http://schemas.microsoft.com/office/drawing/2014/chartex" xmlns:cx1="http://schemas.microsoft.com/office/drawing/2015/9/8/chartex" xmlns:cx2="http://schemas.microsoft.com/office/drawing/2015/10/21/chartex" xmlns:cx3="http://schemas.microsoft.com/office/drawing/2016/5/9/chartex" xmlns:cx4="http://schemas.microsoft.com/office/drawing/2016/5/10/chartex" xmlns:cx5="http://schemas.microsoft.com/office/drawing/2016/5/11/chartex" xmlns:cx6="http://schemas.microsoft.com/office/drawing/2016/5/12/chartex" xmlns:cx7="http://schemas.microsoft.com/office/drawing/2016/5/13/chartex" xmlns:cx8="http://schemas.microsoft.com/office/drawing/2016/5/14/chartex" xmlns:mc="http://schemas.openxmlformats.org/markup-compatibility/2006" xmlns:aink="http://schemas.microsoft.com/office/drawing/2016/ink" xmlns:am3d="http://schemas.microsoft.com/office/drawing/2017/model3d" xmlns:o="urn:schemas-microsoft-com:office:office" xmlns:r="http://schemas.openxmlformats.org/officeDocument/2006/relationships" xmlns:m="http://schemas.openxmlformats.org/officeDocument/2006/math" xmlns:v="urn:schemas-microsoft-com:vml" xmlns:wp14="http://schemas.microsoft.com/office/word/2010/wordprocessingDrawing" xmlns:wp="http://schemas.openxmlformats.org/drawingml/2006/wordprocessingDrawing" xmlns:w10="urn:schemas-microsoft-com:office:word" xmlns:w="http://schemas.openxmlformats.org/wordprocessingml/2006/main" xmlns:w14="http://schemas.microsoft.com/office/word/2010/wordml" xmlns:w15="http://schemas.microsoft.com/office/word/2012/wordml" xmlns:w16cex="http://schemas.microsoft.com/office/word/2018/wordml/cex" xmlns:w16cid="http://schemas.microsoft.com/office/word/2016/wordml/cid" xmlns:w16="http://schemas.microsoft.com/office/word/2018/wordml" xmlns:w16sdtdh="http://schemas.microsoft.com/office/word/2020/wordml/sdtdatahash" xmlns:w16se="http://schemas.microsoft.com/office/word/2015/wordml/symex" xmlns:wpg="http://schemas.microsoft.com/office/word/2010/wordprocessingGroup" xmlns:wpi="http://schemas.microsoft.com/office/word/2010/wordprocessingInk" xmlns:wne="http://schemas.microsoft.com/office/word/2006/wordml" xmlns:wps="http://schemas.microsoft.com/office/word/2010/wordprocessingShape" mc:Ignorable="w14 w15 w16se w16cid w16 w16cex w16sdtdh wp14">
   <w:body>
     <w:p>
       <w:pPr>
@@ -236,15 +236,7 @@
           <w:sz w:val="28"/>
           <w:szCs w:val="28"/>
         </w:rPr>
-        <w:t>)</w:t>
-      </w:r>
-      <w:r>
-        <w:rPr>
-          <w:rFonts w:ascii="Courier New" w:hAnsi="Courier New" w:cs="Courier New"/>
-          <w:sz w:val="28"/>
-          <w:szCs w:val="28"/>
-        </w:rPr>
-        <w:t xml:space="preserve"> с использованием пакета </w:t>
+        <w:t xml:space="preserve">) с использованием пакета </w:t>
       </w:r>
       <w:r>
         <w:rPr>
@@ -305,8 +297,6 @@
         </w:rPr>
         <w:t xml:space="preserve">. </w:t>
       </w:r>
-      <w:bookmarkStart w:id="0" w:name="_GoBack"/>
-      <w:bookmarkEnd w:id="0"/>
       <w:r>
         <w:rPr>
           <w:rFonts w:ascii="Courier New" w:hAnsi="Courier New" w:cs="Courier New"/>
@@ -706,16 +696,7 @@
                 <w:szCs w:val="28"/>
                 <w:lang w:val="en-US"/>
               </w:rPr>
-              <w:t>A</w:t>
-            </w:r>
-            <w:r>
-              <w:rPr>
-                <w:rFonts w:ascii="Courier New" w:hAnsi="Courier New" w:cs="Courier New"/>
-                <w:sz w:val="28"/>
-                <w:szCs w:val="28"/>
-                <w:lang w:val="en-US"/>
-              </w:rPr>
-              <w:t>/B</w:t>
+              <w:t>A/B</w:t>
             </w:r>
           </w:p>
         </w:tc>
@@ -1707,17 +1688,7 @@
           <w:sz w:val="28"/>
           <w:szCs w:val="28"/>
         </w:rPr>
-        <w:t>2</w:t>
-      </w:r>
-      <w:r>
-        <w:rPr>
-          <w:rFonts w:ascii="Courier New" w:hAnsi="Courier New" w:cs="Courier New"/>
-          <w:b/>
-          <w:bCs/>
-          <w:sz w:val="28"/>
-          <w:szCs w:val="28"/>
-        </w:rPr>
-        <w:t xml:space="preserve">   </w:t>
+        <w:t xml:space="preserve">2   </w:t>
       </w:r>
       <w:r>
         <w:rPr>
@@ -2005,56 +1976,35 @@
           <w:szCs w:val="28"/>
           <w:lang w:val="en-US"/>
         </w:rPr>
-        <w:t>Plus</w:t>
-      </w:r>
-      <w:r>
-        <w:rPr>
-          <w:rFonts w:ascii="Courier New" w:hAnsi="Courier New" w:cs="Courier New"/>
-          <w:b/>
-          <w:bCs/>
-          <w:i/>
+        <w:t>PlusPost</w:t>
+      </w:r>
+      <w:proofErr w:type="spellEnd"/>
+      <w:r>
+        <w:rPr>
+          <w:rFonts w:ascii="Courier New" w:hAnsi="Courier New" w:cs="Courier New"/>
+          <w:bCs/>
+          <w:sz w:val="28"/>
+          <w:szCs w:val="28"/>
+        </w:rPr>
+        <w:t xml:space="preserve"> (</w:t>
+      </w:r>
+      <w:r>
+        <w:rPr>
+          <w:rFonts w:ascii="Courier New" w:hAnsi="Courier New" w:cs="Courier New"/>
+          <w:bCs/>
+          <w:sz w:val="28"/>
+          <w:szCs w:val="28"/>
+        </w:rPr>
+        <w:t xml:space="preserve">увеличивает счетчик </w:t>
+      </w:r>
+      <w:r>
+        <w:rPr>
+          <w:rFonts w:ascii="Courier New" w:hAnsi="Courier New" w:cs="Courier New"/>
+          <w:bCs/>
           <w:sz w:val="28"/>
           <w:szCs w:val="28"/>
           <w:lang w:val="en-US"/>
         </w:rPr>
-        <w:t>Post</w:t>
-      </w:r>
-      <w:proofErr w:type="spellEnd"/>
-      <w:r>
-        <w:rPr>
-          <w:rFonts w:ascii="Courier New" w:hAnsi="Courier New" w:cs="Courier New"/>
-          <w:bCs/>
-          <w:sz w:val="28"/>
-          <w:szCs w:val="28"/>
-        </w:rPr>
-        <w:t xml:space="preserve"> </w:t>
-      </w:r>
-      <w:r>
-        <w:rPr>
-          <w:rFonts w:ascii="Courier New" w:hAnsi="Courier New" w:cs="Courier New"/>
-          <w:bCs/>
-          <w:sz w:val="28"/>
-          <w:szCs w:val="28"/>
-        </w:rPr>
-        <w:t>(</w:t>
-      </w:r>
-      <w:r>
-        <w:rPr>
-          <w:rFonts w:ascii="Courier New" w:hAnsi="Courier New" w:cs="Courier New"/>
-          <w:bCs/>
-          <w:sz w:val="28"/>
-          <w:szCs w:val="28"/>
-        </w:rPr>
-        <w:t xml:space="preserve">увеличивает счетчик </w:t>
-      </w:r>
-      <w:r>
-        <w:rPr>
-          <w:rFonts w:ascii="Courier New" w:hAnsi="Courier New" w:cs="Courier New"/>
-          <w:bCs/>
-          <w:sz w:val="28"/>
-          <w:szCs w:val="28"/>
-          <w:lang w:val="en-US"/>
-        </w:rPr>
         <w:t>POST</w:t>
       </w:r>
       <w:r>
@@ -2082,16 +2032,7 @@
           <w:sz w:val="28"/>
           <w:szCs w:val="28"/>
         </w:rPr>
-        <w:t>)</w:t>
-      </w:r>
-      <w:r>
-        <w:rPr>
-          <w:rFonts w:ascii="Courier New" w:hAnsi="Courier New" w:cs="Courier New"/>
-          <w:bCs/>
-          <w:sz w:val="28"/>
-          <w:szCs w:val="28"/>
-        </w:rPr>
-        <w:t xml:space="preserve">, </w:t>
+        <w:t xml:space="preserve">), </w:t>
       </w:r>
       <w:proofErr w:type="spellStart"/>
       <w:r>
@@ -2167,79 +2108,7 @@
           <w:szCs w:val="28"/>
           <w:lang w:val="en-US"/>
         </w:rPr>
-        <w:t>Get-</w:t>
-      </w:r>
-      <w:r>
-        <w:rPr>
-          <w:rFonts w:ascii="Courier New" w:hAnsi="Courier New" w:cs="Courier New"/>
-          <w:b/>
-          <w:bCs/>
-          <w:i/>
-          <w:sz w:val="28"/>
-          <w:szCs w:val="28"/>
-          <w:lang w:val="en-US"/>
-        </w:rPr>
-        <w:t xml:space="preserve">request count = </w:t>
-      </w:r>
-      <w:r>
-        <w:rPr>
-          <w:rFonts w:ascii="Courier New" w:hAnsi="Courier New" w:cs="Courier New"/>
-          <w:b/>
-          <w:bCs/>
-          <w:i/>
-          <w:sz w:val="28"/>
-          <w:szCs w:val="28"/>
-          <w:lang w:val="en-US"/>
-        </w:rPr>
-        <w:t xml:space="preserve">5, </w:t>
-      </w:r>
-      <w:r>
-        <w:rPr>
-          <w:rFonts w:ascii="Courier New" w:hAnsi="Courier New" w:cs="Courier New"/>
-          <w:b/>
-          <w:bCs/>
-          <w:i/>
-          <w:sz w:val="28"/>
-          <w:szCs w:val="28"/>
-          <w:lang w:val="en-US"/>
-        </w:rPr>
-        <w:t>Post</w:t>
-      </w:r>
-      <w:r>
-        <w:rPr>
-          <w:rFonts w:ascii="Courier New" w:hAnsi="Courier New" w:cs="Courier New"/>
-          <w:b/>
-          <w:bCs/>
-          <w:i/>
-          <w:sz w:val="28"/>
-          <w:szCs w:val="28"/>
-          <w:lang w:val="en-US"/>
-        </w:rPr>
-        <w:t>-</w:t>
-      </w:r>
-      <w:r>
-        <w:rPr>
-          <w:rFonts w:ascii="Courier New" w:hAnsi="Courier New" w:cs="Courier New"/>
-          <w:b/>
-          <w:bCs/>
-          <w:i/>
-          <w:sz w:val="28"/>
-          <w:szCs w:val="28"/>
-          <w:lang w:val="en-US"/>
-        </w:rPr>
-        <w:t xml:space="preserve">request count = </w:t>
-      </w:r>
-      <w:r>
-        <w:rPr>
-          <w:rFonts w:ascii="Courier New" w:hAnsi="Courier New" w:cs="Courier New"/>
-          <w:b/>
-          <w:bCs/>
-          <w:i/>
-          <w:sz w:val="28"/>
-          <w:szCs w:val="28"/>
-          <w:lang w:val="en-US"/>
-        </w:rPr>
-        <w:t>7</w:t>
+        <w:t>Get-request count = 5, Post-request count = 7</w:t>
       </w:r>
     </w:p>
     <w:p>
@@ -2263,39 +2132,7 @@
           <w:sz w:val="28"/>
           <w:szCs w:val="28"/>
         </w:rPr>
-        <w:t>Разработайте обработчик</w:t>
-      </w:r>
-      <w:r>
-        <w:rPr>
-          <w:rFonts w:ascii="Courier New" w:hAnsi="Courier New" w:cs="Courier New"/>
-          <w:sz w:val="28"/>
-          <w:szCs w:val="28"/>
-        </w:rPr>
-        <w:t>и</w:t>
-      </w:r>
-      <w:r>
-        <w:rPr>
-          <w:rFonts w:ascii="Courier New" w:hAnsi="Courier New" w:cs="Courier New"/>
-          <w:sz w:val="28"/>
-          <w:szCs w:val="28"/>
-        </w:rPr>
-        <w:t xml:space="preserve"> запрос</w:t>
-      </w:r>
-      <w:r>
-        <w:rPr>
-          <w:rFonts w:ascii="Courier New" w:hAnsi="Courier New" w:cs="Courier New"/>
-          <w:sz w:val="28"/>
-          <w:szCs w:val="28"/>
-        </w:rPr>
-        <w:t>ов</w:t>
-      </w:r>
-      <w:r>
-        <w:rPr>
-          <w:rFonts w:ascii="Courier New" w:hAnsi="Courier New" w:cs="Courier New"/>
-          <w:sz w:val="28"/>
-          <w:szCs w:val="28"/>
-        </w:rPr>
-        <w:t xml:space="preserve"> </w:t>
+        <w:t xml:space="preserve">Разработайте обработчики запросов </w:t>
       </w:r>
       <w:r>
         <w:rPr>
@@ -2755,7 +2592,7 @@
 </file>
 
 <file path=word/numbering.xml><?xml version="1.0" encoding="utf-8"?>
-<w:numbering xmlns:wpc="http://schemas.microsoft.com/office/word/2010/wordprocessingCanvas" xmlns:cx="http://schemas.microsoft.com/office/drawing/2014/chartex" xmlns:mc="http://schemas.openxmlformats.org/markup-compatibility/2006" xmlns:o="urn:schemas-microsoft-com:office:office" xmlns:r="http://schemas.openxmlformats.org/officeDocument/2006/relationships" xmlns:m="http://schemas.openxmlformats.org/officeDocument/2006/math" xmlns:v="urn:schemas-microsoft-com:vml" xmlns:wp14="http://schemas.microsoft.com/office/word/2010/wordprocessingDrawing" xmlns:wp="http://schemas.openxmlformats.org/drawingml/2006/wordprocessingDrawing" xmlns:w10="urn:schemas-microsoft-com:office:word" xmlns:w="http://schemas.openxmlformats.org/wordprocessingml/2006/main" xmlns:w14="http://schemas.microsoft.com/office/word/2010/wordml" xmlns:w15="http://schemas.microsoft.com/office/word/2012/wordml" xmlns:w16se="http://schemas.microsoft.com/office/word/2015/wordml/symex" xmlns:wpg="http://schemas.microsoft.com/office/word/2010/wordprocessingGroup" xmlns:wpi="http://schemas.microsoft.com/office/word/2010/wordprocessingInk" xmlns:wne="http://schemas.microsoft.com/office/word/2006/wordml" xmlns:wps="http://schemas.microsoft.com/office/word/2010/wordprocessingShape" mc:Ignorable="w14 w15 w16se wp14">
+<w:numbering xmlns:wpc="http://schemas.microsoft.com/office/word/2010/wordprocessingCanvas" xmlns:cx="http://schemas.microsoft.com/office/drawing/2014/chartex" xmlns:cx1="http://schemas.microsoft.com/office/drawing/2015/9/8/chartex" xmlns:cx2="http://schemas.microsoft.com/office/drawing/2015/10/21/chartex" xmlns:cx3="http://schemas.microsoft.com/office/drawing/2016/5/9/chartex" xmlns:cx4="http://schemas.microsoft.com/office/drawing/2016/5/10/chartex" xmlns:cx5="http://schemas.microsoft.com/office/drawing/2016/5/11/chartex" xmlns:cx6="http://schemas.microsoft.com/office/drawing/2016/5/12/chartex" xmlns:cx7="http://schemas.microsoft.com/office/drawing/2016/5/13/chartex" xmlns:cx8="http://schemas.microsoft.com/office/drawing/2016/5/14/chartex" xmlns:mc="http://schemas.openxmlformats.org/markup-compatibility/2006" xmlns:aink="http://schemas.microsoft.com/office/drawing/2016/ink" xmlns:am3d="http://schemas.microsoft.com/office/drawing/2017/model3d" xmlns:o="urn:schemas-microsoft-com:office:office" xmlns:r="http://schemas.openxmlformats.org/officeDocument/2006/relationships" xmlns:m="http://schemas.openxmlformats.org/officeDocument/2006/math" xmlns:v="urn:schemas-microsoft-com:vml" xmlns:wp14="http://schemas.microsoft.com/office/word/2010/wordprocessingDrawing" xmlns:wp="http://schemas.openxmlformats.org/drawingml/2006/wordprocessingDrawing" xmlns:w10="urn:schemas-microsoft-com:office:word" xmlns:w="http://schemas.openxmlformats.org/wordprocessingml/2006/main" xmlns:w14="http://schemas.microsoft.com/office/word/2010/wordml" xmlns:w15="http://schemas.microsoft.com/office/word/2012/wordml" xmlns:w16cex="http://schemas.microsoft.com/office/word/2018/wordml/cex" xmlns:w16cid="http://schemas.microsoft.com/office/word/2016/wordml/cid" xmlns:w16="http://schemas.microsoft.com/office/word/2018/wordml" xmlns:w16sdtdh="http://schemas.microsoft.com/office/word/2020/wordml/sdtdatahash" xmlns:w16se="http://schemas.microsoft.com/office/word/2015/wordml/symex" xmlns:wpg="http://schemas.microsoft.com/office/word/2010/wordprocessingGroup" xmlns:wpi="http://schemas.microsoft.com/office/word/2010/wordprocessingInk" xmlns:wne="http://schemas.microsoft.com/office/word/2006/wordml" xmlns:wps="http://schemas.microsoft.com/office/word/2010/wordprocessingShape" mc:Ignorable="w14 w15 w16se w16cid w16 w16cex w16sdtdh wp14">
   <w:abstractNum w:abstractNumId="0" w15:restartNumberingAfterBreak="0">
     <w:nsid w:val="1A3D4838"/>
     <w:multiLevelType w:val="hybridMultilevel"/>
@@ -2766,7 +2603,7 @@
       <w:lvlText w:val="%1."/>
       <w:lvlJc w:val="left"/>
       <w:pPr>
-        <w:ind w:left="502" w:hanging="360"/>
+        <w:ind w:left="360" w:hanging="360"/>
       </w:pPr>
       <w:rPr>
         <w:rFonts w:hint="default"/>
@@ -2779,7 +2616,7 @@
       <w:lvlText w:val="%2."/>
       <w:lvlJc w:val="left"/>
       <w:pPr>
-        <w:ind w:left="1080" w:hanging="360"/>
+        <w:ind w:left="938" w:hanging="360"/>
       </w:pPr>
     </w:lvl>
     <w:lvl w:ilvl="2" w:tplc="0419001B" w:tentative="1">
@@ -2788,7 +2625,7 @@
       <w:lvlText w:val="%3."/>
       <w:lvlJc w:val="right"/>
       <w:pPr>
-        <w:ind w:left="1800" w:hanging="180"/>
+        <w:ind w:left="1658" w:hanging="180"/>
       </w:pPr>
     </w:lvl>
     <w:lvl w:ilvl="3" w:tplc="0419000F" w:tentative="1">
@@ -2797,7 +2634,7 @@
       <w:lvlText w:val="%4."/>
       <w:lvlJc w:val="left"/>
       <w:pPr>
-        <w:ind w:left="2520" w:hanging="360"/>
+        <w:ind w:left="2378" w:hanging="360"/>
       </w:pPr>
     </w:lvl>
     <w:lvl w:ilvl="4" w:tplc="04190019" w:tentative="1">
@@ -2806,7 +2643,7 @@
       <w:lvlText w:val="%5."/>
       <w:lvlJc w:val="left"/>
       <w:pPr>
-        <w:ind w:left="3240" w:hanging="360"/>
+        <w:ind w:left="3098" w:hanging="360"/>
       </w:pPr>
     </w:lvl>
     <w:lvl w:ilvl="5" w:tplc="0419001B" w:tentative="1">
@@ -2815,7 +2652,7 @@
       <w:lvlText w:val="%6."/>
       <w:lvlJc w:val="right"/>
       <w:pPr>
-        <w:ind w:left="3960" w:hanging="180"/>
+        <w:ind w:left="3818" w:hanging="180"/>
       </w:pPr>
     </w:lvl>
     <w:lvl w:ilvl="6" w:tplc="0419000F" w:tentative="1">
@@ -2824,7 +2661,7 @@
       <w:lvlText w:val="%7."/>
       <w:lvlJc w:val="left"/>
       <w:pPr>
-        <w:ind w:left="4680" w:hanging="360"/>
+        <w:ind w:left="4538" w:hanging="360"/>
       </w:pPr>
     </w:lvl>
     <w:lvl w:ilvl="7" w:tplc="04190019" w:tentative="1">
@@ -2833,7 +2670,7 @@
       <w:lvlText w:val="%8."/>
       <w:lvlJc w:val="left"/>
       <w:pPr>
-        <w:ind w:left="5400" w:hanging="360"/>
+        <w:ind w:left="5258" w:hanging="360"/>
       </w:pPr>
     </w:lvl>
     <w:lvl w:ilvl="8" w:tplc="0419001B" w:tentative="1">
@@ -2842,7 +2679,7 @@
       <w:lvlText w:val="%9."/>
       <w:lvlJc w:val="right"/>
       <w:pPr>
-        <w:ind w:left="6120" w:hanging="180"/>
+        <w:ind w:left="5978" w:hanging="180"/>
       </w:pPr>
     </w:lvl>
   </w:abstractNum>
@@ -3153,7 +2990,7 @@
 </file>
 
 <file path=word/styles.xml><?xml version="1.0" encoding="utf-8"?>
-<w:styles xmlns:mc="http://schemas.openxmlformats.org/markup-compatibility/2006" xmlns:r="http://schemas.openxmlformats.org/officeDocument/2006/relationships" xmlns:w="http://schemas.openxmlformats.org/wordprocessingml/2006/main" xmlns:w14="http://schemas.microsoft.com/office/word/2010/wordml" xmlns:w15="http://schemas.microsoft.com/office/word/2012/wordml" xmlns:w16se="http://schemas.microsoft.com/office/word/2015/wordml/symex" mc:Ignorable="w14 w15 w16se">
+<w:styles xmlns:mc="http://schemas.openxmlformats.org/markup-compatibility/2006" xmlns:r="http://schemas.openxmlformats.org/officeDocument/2006/relationships" xmlns:w="http://schemas.openxmlformats.org/wordprocessingml/2006/main" xmlns:w14="http://schemas.microsoft.com/office/word/2010/wordml" xmlns:w15="http://schemas.microsoft.com/office/word/2012/wordml" xmlns:w16cex="http://schemas.microsoft.com/office/word/2018/wordml/cex" xmlns:w16cid="http://schemas.microsoft.com/office/word/2016/wordml/cid" xmlns:w16="http://schemas.microsoft.com/office/word/2018/wordml" xmlns:w16sdtdh="http://schemas.microsoft.com/office/word/2020/wordml/sdtdatahash" xmlns:w16se="http://schemas.microsoft.com/office/word/2015/wordml/symex" mc:Ignorable="w14 w15 w16se w16cid w16 w16cex w16sdtdh">
   <w:docDefaults>
     <w:rPrDefault>
       <w:rPr>
@@ -3169,7 +3006,7 @@
       </w:pPr>
     </w:pPrDefault>
   </w:docDefaults>
-  <w:latentStyles w:defLockedState="0" w:defUIPriority="99" w:defSemiHidden="0" w:defUnhideWhenUsed="0" w:defQFormat="0" w:count="371">
+  <w:latentStyles w:defLockedState="0" w:defUIPriority="99" w:defSemiHidden="0" w:defUnhideWhenUsed="0" w:defQFormat="0" w:count="376">
     <w:lsdException w:name="Normal" w:uiPriority="0" w:qFormat="1"/>
     <w:lsdException w:name="heading 1" w:uiPriority="9" w:qFormat="1"/>
     <w:lsdException w:name="heading 2" w:semiHidden="1" w:uiPriority="9" w:unhideWhenUsed="1" w:qFormat="1"/>
@@ -3275,7 +3112,6 @@
     <w:lsdException w:name="HTML Sample" w:semiHidden="1" w:unhideWhenUsed="1"/>
     <w:lsdException w:name="HTML Typewriter" w:semiHidden="1" w:unhideWhenUsed="1"/>
     <w:lsdException w:name="HTML Variable" w:semiHidden="1" w:unhideWhenUsed="1"/>
-    <w:lsdException w:name="Normal Table" w:semiHidden="1" w:unhideWhenUsed="1"/>
     <w:lsdException w:name="annotation subject" w:semiHidden="1" w:unhideWhenUsed="1"/>
     <w:lsdException w:name="No List" w:semiHidden="1" w:unhideWhenUsed="1"/>
     <w:lsdException w:name="Outline List 1" w:semiHidden="1" w:unhideWhenUsed="1"/>
@@ -3318,11 +3154,8 @@
     <w:lsdException w:name="Table Contemporary" w:semiHidden="1" w:unhideWhenUsed="1"/>
     <w:lsdException w:name="Table Elegant" w:semiHidden="1" w:unhideWhenUsed="1"/>
     <w:lsdException w:name="Table Professional" w:semiHidden="1" w:unhideWhenUsed="1"/>
-    <w:lsdException w:name="Table Subtle 1" w:semiHidden="1" w:unhideWhenUsed="1"/>
     <w:lsdException w:name="Table Subtle 2" w:semiHidden="1" w:unhideWhenUsed="1"/>
     <w:lsdException w:name="Table Web 1" w:semiHidden="1" w:unhideWhenUsed="1"/>
-    <w:lsdException w:name="Table Web 2" w:semiHidden="1" w:unhideWhenUsed="1"/>
-    <w:lsdException w:name="Table Web 3" w:semiHidden="1" w:unhideWhenUsed="1"/>
     <w:lsdException w:name="Balloon Text" w:semiHidden="1" w:unhideWhenUsed="1"/>
     <w:lsdException w:name="Table Grid" w:uiPriority="59"/>
     <w:lsdException w:name="Table Theme" w:semiHidden="1" w:unhideWhenUsed="1"/>
@@ -3541,6 +3374,11 @@
     <w:lsdException w:name="List Table 5 Dark Accent 6" w:uiPriority="50"/>
     <w:lsdException w:name="List Table 6 Colorful Accent 6" w:uiPriority="51"/>
     <w:lsdException w:name="List Table 7 Colorful Accent 6" w:uiPriority="52"/>
+    <w:lsdException w:name="Mention" w:semiHidden="1" w:unhideWhenUsed="1"/>
+    <w:lsdException w:name="Smart Hyperlink" w:semiHidden="1" w:unhideWhenUsed="1"/>
+    <w:lsdException w:name="Hashtag" w:semiHidden="1" w:unhideWhenUsed="1"/>
+    <w:lsdException w:name="Unresolved Mention" w:semiHidden="1" w:unhideWhenUsed="1"/>
+    <w:lsdException w:name="Smart Link" w:semiHidden="1" w:unhideWhenUsed="1"/>
   </w:latentStyles>
   <w:style w:type="paragraph" w:default="1" w:styleId="a">
     <w:name w:val="Normal"/>
